--- a/ujmeló dokumentáció.docx
+++ b/ujmeló dokumentáció.docx
@@ -354,7 +354,7 @@
             </w:rPr>
             <w:fldChar w:fldCharType="separate"/>
           </w:r>
-          <w:hyperlink w:anchor="_Toc158717083" w:history="1">
+          <w:hyperlink w:anchor="_Toc158727747" w:history="1">
             <w:r>
               <w:rPr>
                 <w:rStyle w:val="Hiperhivatkozs"/>
@@ -400,7 +400,7 @@
                 <w:noProof/>
                 <w:webHidden/>
               </w:rPr>
-              <w:instrText xml:space="preserve"> PAGEREF _Toc158717083 \h </w:instrText>
+              <w:instrText xml:space="preserve"> PAGEREF _Toc158727747 \h </w:instrText>
             </w:r>
             <w:r>
               <w:rPr>
@@ -442,7 +442,7 @@
               <w:lang w:eastAsia="en-GB"/>
             </w:rPr>
           </w:pPr>
-          <w:hyperlink w:anchor="_Toc158717084" w:history="1">
+          <w:hyperlink w:anchor="_Toc158727748" w:history="1">
             <w:r>
               <w:rPr>
                 <w:rStyle w:val="Hiperhivatkozs"/>
@@ -488,7 +488,7 @@
                 <w:noProof/>
                 <w:webHidden/>
               </w:rPr>
-              <w:instrText xml:space="preserve"> PAGEREF _Toc158717084 \h </w:instrText>
+              <w:instrText xml:space="preserve"> PAGEREF _Toc158727748 \h </w:instrText>
             </w:r>
             <w:r>
               <w:rPr>
@@ -530,7 +530,7 @@
               <w:lang w:eastAsia="en-GB"/>
             </w:rPr>
           </w:pPr>
-          <w:hyperlink w:anchor="_Toc158717085" w:history="1">
+          <w:hyperlink w:anchor="_Toc158727749" w:history="1">
             <w:r>
               <w:rPr>
                 <w:rStyle w:val="Hiperhivatkozs"/>
@@ -576,7 +576,7 @@
                 <w:noProof/>
                 <w:webHidden/>
               </w:rPr>
-              <w:instrText xml:space="preserve"> PAGEREF _Toc158717085 \h </w:instrText>
+              <w:instrText xml:space="preserve"> PAGEREF _Toc158727749 \h </w:instrText>
             </w:r>
             <w:r>
               <w:rPr>
@@ -618,7 +618,7 @@
               <w:lang w:eastAsia="en-GB"/>
             </w:rPr>
           </w:pPr>
-          <w:hyperlink w:anchor="_Toc158717086" w:history="1">
+          <w:hyperlink w:anchor="_Toc158727750" w:history="1">
             <w:r>
               <w:rPr>
                 <w:rStyle w:val="Hiperhivatkozs"/>
@@ -664,7 +664,7 @@
                 <w:noProof/>
                 <w:webHidden/>
               </w:rPr>
-              <w:instrText xml:space="preserve"> PAGEREF _Toc158717086 \h </w:instrText>
+              <w:instrText xml:space="preserve"> PAGEREF _Toc158727750 \h </w:instrText>
             </w:r>
             <w:r>
               <w:rPr>
@@ -710,7 +710,7 @@
               <w:lang w:eastAsia="en-GB"/>
             </w:rPr>
           </w:pPr>
-          <w:hyperlink w:anchor="_Toc158717087" w:history="1">
+          <w:hyperlink w:anchor="_Toc158727751" w:history="1">
             <w:r>
               <w:rPr>
                 <w:rStyle w:val="Hiperhivatkozs"/>
@@ -756,7 +756,7 @@
                 <w:noProof/>
                 <w:webHidden/>
               </w:rPr>
-              <w:instrText xml:space="preserve"> PAGEREF _Toc158717087 \h </w:instrText>
+              <w:instrText xml:space="preserve"> PAGEREF _Toc158727751 \h </w:instrText>
             </w:r>
             <w:r>
               <w:rPr>
@@ -802,7 +802,7 @@
               <w:lang w:eastAsia="en-GB"/>
             </w:rPr>
           </w:pPr>
-          <w:hyperlink w:anchor="_Toc158717088" w:history="1">
+          <w:hyperlink w:anchor="_Toc158727752" w:history="1">
             <w:r>
               <w:rPr>
                 <w:rStyle w:val="Hiperhivatkozs"/>
@@ -848,7 +848,7 @@
                 <w:noProof/>
                 <w:webHidden/>
               </w:rPr>
-              <w:instrText xml:space="preserve"> PAGEREF _Toc158717088 \h </w:instrText>
+              <w:instrText xml:space="preserve"> PAGEREF _Toc158727752 \h </w:instrText>
             </w:r>
             <w:r>
               <w:rPr>
@@ -894,7 +894,7 @@
               <w:lang w:eastAsia="en-GB"/>
             </w:rPr>
           </w:pPr>
-          <w:hyperlink w:anchor="_Toc158717089" w:history="1">
+          <w:hyperlink w:anchor="_Toc158727753" w:history="1">
             <w:r>
               <w:rPr>
                 <w:rStyle w:val="Hiperhivatkozs"/>
@@ -940,7 +940,7 @@
                 <w:noProof/>
                 <w:webHidden/>
               </w:rPr>
-              <w:instrText xml:space="preserve"> PAGEREF _Toc158717089 \h </w:instrText>
+              <w:instrText xml:space="preserve"> PAGEREF _Toc158727753 \h </w:instrText>
             </w:r>
             <w:r>
               <w:rPr>
@@ -986,7 +986,7 @@
               <w:lang w:eastAsia="en-GB"/>
             </w:rPr>
           </w:pPr>
-          <w:hyperlink w:anchor="_Toc158717090" w:history="1">
+          <w:hyperlink w:anchor="_Toc158727754" w:history="1">
             <w:r>
               <w:rPr>
                 <w:rStyle w:val="Hiperhivatkozs"/>
@@ -1032,7 +1032,7 @@
                 <w:noProof/>
                 <w:webHidden/>
               </w:rPr>
-              <w:instrText xml:space="preserve"> PAGEREF _Toc158717090 \h </w:instrText>
+              <w:instrText xml:space="preserve"> PAGEREF _Toc158727754 \h </w:instrText>
             </w:r>
             <w:r>
               <w:rPr>
@@ -1074,7 +1074,7 @@
               <w:lang w:eastAsia="en-GB"/>
             </w:rPr>
           </w:pPr>
-          <w:hyperlink w:anchor="_Toc158717091" w:history="1">
+          <w:hyperlink w:anchor="_Toc158727755" w:history="1">
             <w:r>
               <w:rPr>
                 <w:rStyle w:val="Hiperhivatkozs"/>
@@ -1120,7 +1120,7 @@
                 <w:noProof/>
                 <w:webHidden/>
               </w:rPr>
-              <w:instrText xml:space="preserve"> PAGEREF _Toc158717091 \h </w:instrText>
+              <w:instrText xml:space="preserve"> PAGEREF _Toc158727755 \h </w:instrText>
             </w:r>
             <w:r>
               <w:rPr>
@@ -1162,7 +1162,7 @@
               <w:lang w:eastAsia="en-GB"/>
             </w:rPr>
           </w:pPr>
-          <w:hyperlink w:anchor="_Toc158717092" w:history="1">
+          <w:hyperlink w:anchor="_Toc158727756" w:history="1">
             <w:r>
               <w:rPr>
                 <w:rStyle w:val="Hiperhivatkozs"/>
@@ -1208,7 +1208,7 @@
                 <w:noProof/>
                 <w:webHidden/>
               </w:rPr>
-              <w:instrText xml:space="preserve"> PAGEREF _Toc158717092 \h </w:instrText>
+              <w:instrText xml:space="preserve"> PAGEREF _Toc158727756 \h </w:instrText>
             </w:r>
             <w:r>
               <w:rPr>
@@ -1254,7 +1254,7 @@
               <w:lang w:eastAsia="en-GB"/>
             </w:rPr>
           </w:pPr>
-          <w:hyperlink w:anchor="_Toc158717093" w:history="1">
+          <w:hyperlink w:anchor="_Toc158727757" w:history="1">
             <w:r>
               <w:rPr>
                 <w:rStyle w:val="Hiperhivatkozs"/>
@@ -1300,7 +1300,7 @@
                 <w:noProof/>
                 <w:webHidden/>
               </w:rPr>
-              <w:instrText xml:space="preserve"> PAGEREF _Toc158717093 \h </w:instrText>
+              <w:instrText xml:space="preserve"> PAGEREF _Toc158727757 \h </w:instrText>
             </w:r>
             <w:r>
               <w:rPr>
@@ -1346,7 +1346,7 @@
               <w:lang w:eastAsia="en-GB"/>
             </w:rPr>
           </w:pPr>
-          <w:hyperlink w:anchor="_Toc158717094" w:history="1">
+          <w:hyperlink w:anchor="_Toc158727758" w:history="1">
             <w:r>
               <w:rPr>
                 <w:rStyle w:val="Hiperhivatkozs"/>
@@ -1392,7 +1392,7 @@
                 <w:noProof/>
                 <w:webHidden/>
               </w:rPr>
-              <w:instrText xml:space="preserve"> PAGEREF _Toc158717094 \h </w:instrText>
+              <w:instrText xml:space="preserve"> PAGEREF _Toc158727758 \h </w:instrText>
             </w:r>
             <w:r>
               <w:rPr>
@@ -1434,7 +1434,7 @@
               <w:lang w:eastAsia="en-GB"/>
             </w:rPr>
           </w:pPr>
-          <w:hyperlink w:anchor="_Toc158717095" w:history="1">
+          <w:hyperlink w:anchor="_Toc158727759" w:history="1">
             <w:r>
               <w:rPr>
                 <w:rStyle w:val="Hiperhivatkozs"/>
@@ -1480,7 +1480,7 @@
                 <w:noProof/>
                 <w:webHidden/>
               </w:rPr>
-              <w:instrText xml:space="preserve"> PAGEREF _Toc158717095 \h </w:instrText>
+              <w:instrText xml:space="preserve"> PAGEREF _Toc158727759 \h </w:instrText>
             </w:r>
             <w:r>
               <w:rPr>
@@ -1526,7 +1526,7 @@
               <w:lang w:eastAsia="en-GB"/>
             </w:rPr>
           </w:pPr>
-          <w:hyperlink w:anchor="_Toc158717096" w:history="1">
+          <w:hyperlink w:anchor="_Toc158727760" w:history="1">
             <w:r>
               <w:rPr>
                 <w:rStyle w:val="Hiperhivatkozs"/>
@@ -1572,7 +1572,7 @@
                 <w:noProof/>
                 <w:webHidden/>
               </w:rPr>
-              <w:instrText xml:space="preserve"> PAGEREF _Toc158717096 \h </w:instrText>
+              <w:instrText xml:space="preserve"> PAGEREF _Toc158727760 \h </w:instrText>
             </w:r>
             <w:r>
               <w:rPr>
@@ -1618,7 +1618,7 @@
               <w:lang w:eastAsia="en-GB"/>
             </w:rPr>
           </w:pPr>
-          <w:hyperlink w:anchor="_Toc158717097" w:history="1">
+          <w:hyperlink w:anchor="_Toc158727761" w:history="1">
             <w:r>
               <w:rPr>
                 <w:rStyle w:val="Hiperhivatkozs"/>
@@ -1664,7 +1664,7 @@
                 <w:noProof/>
                 <w:webHidden/>
               </w:rPr>
-              <w:instrText xml:space="preserve"> PAGEREF _Toc158717097 \h </w:instrText>
+              <w:instrText xml:space="preserve"> PAGEREF _Toc158727761 \h </w:instrText>
             </w:r>
             <w:r>
               <w:rPr>
@@ -1710,7 +1710,7 @@
               <w:lang w:eastAsia="en-GB"/>
             </w:rPr>
           </w:pPr>
-          <w:hyperlink w:anchor="_Toc158717098" w:history="1">
+          <w:hyperlink w:anchor="_Toc158727762" w:history="1">
             <w:r>
               <w:rPr>
                 <w:rStyle w:val="Hiperhivatkozs"/>
@@ -1756,7 +1756,7 @@
                 <w:noProof/>
                 <w:webHidden/>
               </w:rPr>
-              <w:instrText xml:space="preserve"> PAGEREF _Toc158717098 \h </w:instrText>
+              <w:instrText xml:space="preserve"> PAGEREF _Toc158727762 \h </w:instrText>
             </w:r>
             <w:r>
               <w:rPr>
@@ -1802,7 +1802,7 @@
               <w:lang w:eastAsia="en-GB"/>
             </w:rPr>
           </w:pPr>
-          <w:hyperlink w:anchor="_Toc158717099" w:history="1">
+          <w:hyperlink w:anchor="_Toc158727763" w:history="1">
             <w:r>
               <w:rPr>
                 <w:rStyle w:val="Hiperhivatkozs"/>
@@ -1848,7 +1848,7 @@
                 <w:noProof/>
                 <w:webHidden/>
               </w:rPr>
-              <w:instrText xml:space="preserve"> PAGEREF _Toc158717099 \h </w:instrText>
+              <w:instrText xml:space="preserve"> PAGEREF _Toc158727763 \h </w:instrText>
             </w:r>
             <w:r>
               <w:rPr>
@@ -1869,6 +1869,278 @@
                 <w:webHidden/>
               </w:rPr>
               <w:t>7</w:t>
+            </w:r>
+            <w:r>
+              <w:rPr>
+                <w:noProof/>
+                <w:webHidden/>
+              </w:rPr>
+              <w:fldChar w:fldCharType="end"/>
+            </w:r>
+          </w:hyperlink>
+        </w:p>
+        <w:p>
+          <w:pPr>
+            <w:pStyle w:val="TJ2"/>
+            <w:rPr>
+              <w:rFonts w:asciiTheme="minorHAnsi" w:eastAsiaTheme="minorEastAsia" w:hAnsiTheme="minorHAnsi" w:cstheme="minorBidi"/>
+              <w:noProof/>
+              <w:color w:val="auto"/>
+              <w:sz w:val="22"/>
+              <w:lang w:eastAsia="en-GB"/>
+            </w:rPr>
+          </w:pPr>
+          <w:hyperlink w:anchor="_Toc158727764" w:history="1">
+            <w:r>
+              <w:rPr>
+                <w:rStyle w:val="Hiperhivatkozs"/>
+                <w:noProof/>
+                <w:lang w:val="hu-HU"/>
+              </w:rPr>
+              <w:t>6.</w:t>
+            </w:r>
+            <w:r>
+              <w:rPr>
+                <w:rFonts w:asciiTheme="minorHAnsi" w:eastAsiaTheme="minorEastAsia" w:hAnsiTheme="minorHAnsi" w:cstheme="minorBidi"/>
+                <w:noProof/>
+                <w:color w:val="auto"/>
+                <w:sz w:val="22"/>
+                <w:lang w:eastAsia="en-GB"/>
+              </w:rPr>
+              <w:tab/>
+            </w:r>
+            <w:r>
+              <w:rPr>
+                <w:rStyle w:val="Hiperhivatkozs"/>
+                <w:noProof/>
+                <w:lang w:val="hu-HU"/>
+              </w:rPr>
+              <w:t>Legfontosabb algoritmusok</w:t>
+            </w:r>
+            <w:r>
+              <w:rPr>
+                <w:noProof/>
+                <w:webHidden/>
+              </w:rPr>
+              <w:tab/>
+            </w:r>
+            <w:r>
+              <w:rPr>
+                <w:noProof/>
+                <w:webHidden/>
+              </w:rPr>
+              <w:fldChar w:fldCharType="begin"/>
+            </w:r>
+            <w:r>
+              <w:rPr>
+                <w:noProof/>
+                <w:webHidden/>
+              </w:rPr>
+              <w:instrText xml:space="preserve"> PAGEREF _Toc158727764 \h </w:instrText>
+            </w:r>
+            <w:r>
+              <w:rPr>
+                <w:noProof/>
+                <w:webHidden/>
+              </w:rPr>
+            </w:r>
+            <w:r>
+              <w:rPr>
+                <w:noProof/>
+                <w:webHidden/>
+              </w:rPr>
+              <w:fldChar w:fldCharType="separate"/>
+            </w:r>
+            <w:r>
+              <w:rPr>
+                <w:noProof/>
+                <w:webHidden/>
+              </w:rPr>
+              <w:t>8</w:t>
+            </w:r>
+            <w:r>
+              <w:rPr>
+                <w:noProof/>
+                <w:webHidden/>
+              </w:rPr>
+              <w:fldChar w:fldCharType="end"/>
+            </w:r>
+          </w:hyperlink>
+        </w:p>
+        <w:p>
+          <w:pPr>
+            <w:pStyle w:val="TJ3"/>
+            <w:tabs>
+              <w:tab w:val="left" w:pos="1100"/>
+              <w:tab w:val="right" w:leader="dot" w:pos="9016"/>
+            </w:tabs>
+            <w:rPr>
+              <w:rFonts w:asciiTheme="minorHAnsi" w:eastAsiaTheme="minorEastAsia" w:hAnsiTheme="minorHAnsi" w:cstheme="minorBidi"/>
+              <w:noProof/>
+              <w:color w:val="auto"/>
+              <w:sz w:val="22"/>
+              <w:lang w:eastAsia="en-GB"/>
+            </w:rPr>
+          </w:pPr>
+          <w:hyperlink w:anchor="_Toc158727765" w:history="1">
+            <w:r>
+              <w:rPr>
+                <w:rStyle w:val="Hiperhivatkozs"/>
+                <w:noProof/>
+                <w:lang w:val="hu-HU"/>
+              </w:rPr>
+              <w:t>a)</w:t>
+            </w:r>
+            <w:r>
+              <w:rPr>
+                <w:rFonts w:asciiTheme="minorHAnsi" w:eastAsiaTheme="minorEastAsia" w:hAnsiTheme="minorHAnsi" w:cstheme="minorBidi"/>
+                <w:noProof/>
+                <w:color w:val="auto"/>
+                <w:sz w:val="22"/>
+                <w:lang w:eastAsia="en-GB"/>
+              </w:rPr>
+              <w:tab/>
+            </w:r>
+            <w:r>
+              <w:rPr>
+                <w:rStyle w:val="Hiperhivatkozs"/>
+                <w:noProof/>
+                <w:lang w:val="hu-HU"/>
+              </w:rPr>
+              <w:t>Regisztráció menete</w:t>
+            </w:r>
+            <w:r>
+              <w:rPr>
+                <w:noProof/>
+                <w:webHidden/>
+              </w:rPr>
+              <w:tab/>
+            </w:r>
+            <w:r>
+              <w:rPr>
+                <w:noProof/>
+                <w:webHidden/>
+              </w:rPr>
+              <w:fldChar w:fldCharType="begin"/>
+            </w:r>
+            <w:r>
+              <w:rPr>
+                <w:noProof/>
+                <w:webHidden/>
+              </w:rPr>
+              <w:instrText xml:space="preserve"> PAGEREF _Toc158727765 \h </w:instrText>
+            </w:r>
+            <w:r>
+              <w:rPr>
+                <w:noProof/>
+                <w:webHidden/>
+              </w:rPr>
+            </w:r>
+            <w:r>
+              <w:rPr>
+                <w:noProof/>
+                <w:webHidden/>
+              </w:rPr>
+              <w:fldChar w:fldCharType="separate"/>
+            </w:r>
+            <w:r>
+              <w:rPr>
+                <w:noProof/>
+                <w:webHidden/>
+              </w:rPr>
+              <w:t>8</w:t>
+            </w:r>
+            <w:r>
+              <w:rPr>
+                <w:noProof/>
+                <w:webHidden/>
+              </w:rPr>
+              <w:fldChar w:fldCharType="end"/>
+            </w:r>
+          </w:hyperlink>
+        </w:p>
+        <w:p>
+          <w:pPr>
+            <w:pStyle w:val="TJ3"/>
+            <w:tabs>
+              <w:tab w:val="left" w:pos="1100"/>
+              <w:tab w:val="right" w:leader="dot" w:pos="9016"/>
+            </w:tabs>
+            <w:rPr>
+              <w:rFonts w:asciiTheme="minorHAnsi" w:eastAsiaTheme="minorEastAsia" w:hAnsiTheme="minorHAnsi" w:cstheme="minorBidi"/>
+              <w:noProof/>
+              <w:color w:val="auto"/>
+              <w:sz w:val="22"/>
+              <w:lang w:eastAsia="en-GB"/>
+            </w:rPr>
+          </w:pPr>
+          <w:hyperlink w:anchor="_Toc158727766" w:history="1">
+            <w:r>
+              <w:rPr>
+                <w:rStyle w:val="Hiperhivatkozs"/>
+                <w:noProof/>
+                <w:lang w:val="hu-HU"/>
+              </w:rPr>
+              <w:t>b)</w:t>
+            </w:r>
+            <w:r>
+              <w:rPr>
+                <w:rFonts w:asciiTheme="minorHAnsi" w:eastAsiaTheme="minorEastAsia" w:hAnsiTheme="minorHAnsi" w:cstheme="minorBidi"/>
+                <w:noProof/>
+                <w:color w:val="auto"/>
+                <w:sz w:val="22"/>
+                <w:lang w:eastAsia="en-GB"/>
+              </w:rPr>
+              <w:tab/>
+            </w:r>
+            <w:r>
+              <w:rPr>
+                <w:rStyle w:val="Hiperhivatkozs"/>
+                <w:noProof/>
+                <w:lang w:val="hu-HU"/>
+              </w:rPr>
+              <w:t>Álláshirdetés létrehozása</w:t>
+            </w:r>
+            <w:r>
+              <w:rPr>
+                <w:noProof/>
+                <w:webHidden/>
+              </w:rPr>
+              <w:tab/>
+            </w:r>
+            <w:r>
+              <w:rPr>
+                <w:noProof/>
+                <w:webHidden/>
+              </w:rPr>
+              <w:fldChar w:fldCharType="begin"/>
+            </w:r>
+            <w:r>
+              <w:rPr>
+                <w:noProof/>
+                <w:webHidden/>
+              </w:rPr>
+              <w:instrText xml:space="preserve"> PAGEREF _Toc158727766 \h </w:instrText>
+            </w:r>
+            <w:r>
+              <w:rPr>
+                <w:noProof/>
+                <w:webHidden/>
+              </w:rPr>
+            </w:r>
+            <w:r>
+              <w:rPr>
+                <w:noProof/>
+                <w:webHidden/>
+              </w:rPr>
+              <w:fldChar w:fldCharType="separate"/>
+            </w:r>
+            <w:r>
+              <w:rPr>
+                <w:noProof/>
+                <w:webHidden/>
+              </w:rPr>
+              <w:t>9</w:t>
             </w:r>
             <w:r>
               <w:rPr>
@@ -1926,7 +2198,7 @@
           <w:lang w:val="hu-HU"/>
         </w:rPr>
       </w:pPr>
-      <w:bookmarkStart w:id="0" w:name="_Toc158717083"/>
+      <w:bookmarkStart w:id="0" w:name="_Toc158727747"/>
       <w:r>
         <w:rPr>
           <w:lang w:val="hu-HU"/>
@@ -1943,7 +2215,7 @@
           <w:lang w:val="hu-HU"/>
         </w:rPr>
       </w:pPr>
-      <w:bookmarkStart w:id="1" w:name="_Toc158717084"/>
+      <w:bookmarkStart w:id="1" w:name="_Toc158727748"/>
       <w:r>
         <w:rPr>
           <w:lang w:val="hu-HU"/>
@@ -1994,7 +2266,7 @@
           <w:lang w:val="hu-HU"/>
         </w:rPr>
       </w:pPr>
-      <w:bookmarkStart w:id="2" w:name="_Toc158717085"/>
+      <w:bookmarkStart w:id="2" w:name="_Toc158727749"/>
       <w:r>
         <w:rPr>
           <w:lang w:val="hu-HU"/>
@@ -2010,7 +2282,7 @@
           <w:lang w:val="hu-HU"/>
         </w:rPr>
       </w:pPr>
-      <w:bookmarkStart w:id="3" w:name="_Toc158717086"/>
+      <w:bookmarkStart w:id="3" w:name="_Toc158727750"/>
       <w:r>
         <w:rPr>
           <w:lang w:val="hu-HU"/>
@@ -2039,7 +2311,7 @@
           <w:lang w:val="hu-HU"/>
         </w:rPr>
       </w:pPr>
-      <w:bookmarkStart w:id="4" w:name="_Toc158717087"/>
+      <w:bookmarkStart w:id="4" w:name="_Toc158727751"/>
       <w:r>
         <w:rPr>
           <w:lang w:val="hu-HU"/>
@@ -2232,7 +2504,7 @@
           <w:lang w:val="hu-HU"/>
         </w:rPr>
       </w:pPr>
-      <w:bookmarkStart w:id="5" w:name="_Toc158717088"/>
+      <w:bookmarkStart w:id="5" w:name="_Toc158727752"/>
       <w:proofErr w:type="spellStart"/>
       <w:r>
         <w:rPr>
@@ -2396,7 +2668,7 @@
           <w:lang w:val="hu-HU"/>
         </w:rPr>
       </w:pPr>
-      <w:bookmarkStart w:id="6" w:name="_Toc158717089"/>
+      <w:bookmarkStart w:id="6" w:name="_Toc158727753"/>
       <w:r>
         <w:rPr>
           <w:lang w:val="hu-HU"/>
@@ -2501,7 +2773,7 @@
           <w:lang w:val="hu-HU"/>
         </w:rPr>
       </w:pPr>
-      <w:bookmarkStart w:id="7" w:name="_Toc158717090"/>
+      <w:bookmarkStart w:id="7" w:name="_Toc158727754"/>
       <w:proofErr w:type="spellStart"/>
       <w:r>
         <w:rPr>
@@ -2622,7 +2894,7 @@
           <w:lang w:val="hu-HU"/>
         </w:rPr>
       </w:pPr>
-      <w:bookmarkStart w:id="8" w:name="_Toc158717091"/>
+      <w:bookmarkStart w:id="8" w:name="_Toc158727755"/>
       <w:r>
         <w:rPr>
           <w:lang w:val="hu-HU"/>
@@ -2641,7 +2913,13 @@
         <w:rPr>
           <w:lang w:val="hu-HU"/>
         </w:rPr>
-        <w:t>A programozási nyelvek tekintetében a domináló a Javascript</w:t>
+        <w:t xml:space="preserve">A programozási nyelvek tekintetében a domináló a </w:t>
+      </w:r>
+      <w:r>
+        <w:rPr>
+          <w:lang w:val="hu-HU"/>
+        </w:rPr>
+        <w:t>Javascript,</w:t>
       </w:r>
       <w:r>
         <w:rPr>
@@ -2856,7 +3134,7 @@
           <w:lang w:val="hu-HU"/>
         </w:rPr>
       </w:pPr>
-      <w:bookmarkStart w:id="9" w:name="_Toc158717092"/>
+      <w:bookmarkStart w:id="9" w:name="_Toc158727756"/>
       <w:r>
         <w:rPr>
           <w:lang w:val="hu-HU"/>
@@ -2891,7 +3169,7 @@
           <w:lang w:val="hu-HU"/>
         </w:rPr>
       </w:pPr>
-      <w:bookmarkStart w:id="10" w:name="_Toc158717093"/>
+      <w:bookmarkStart w:id="10" w:name="_Toc158727757"/>
       <w:r>
         <w:rPr>
           <w:lang w:val="hu-HU"/>
@@ -3028,7 +3306,7 @@
           <w:lang w:val="hu-HU"/>
         </w:rPr>
       </w:pPr>
-      <w:bookmarkStart w:id="11" w:name="_Toc158717094"/>
+      <w:bookmarkStart w:id="11" w:name="_Toc158727758"/>
       <w:r>
         <w:rPr>
           <w:lang w:val="hu-HU"/>
@@ -3133,7 +3411,7 @@
           <w:lang w:val="hu-HU"/>
         </w:rPr>
       </w:pPr>
-      <w:bookmarkStart w:id="12" w:name="_Toc158717095"/>
+      <w:bookmarkStart w:id="12" w:name="_Toc158727759"/>
       <w:r>
         <w:rPr>
           <w:lang w:val="hu-HU"/>
@@ -3209,7 +3487,7 @@
           <w:lang w:val="hu-HU"/>
         </w:rPr>
       </w:pPr>
-      <w:bookmarkStart w:id="13" w:name="_Toc158717096"/>
+      <w:bookmarkStart w:id="13" w:name="_Toc158727760"/>
       <w:r>
         <w:rPr>
           <w:lang w:val="hu-HU"/>
@@ -3620,7 +3898,7 @@
           <w:lang w:val="hu-HU"/>
         </w:rPr>
       </w:pPr>
-      <w:bookmarkStart w:id="14" w:name="_Toc158717097"/>
+      <w:bookmarkStart w:id="14" w:name="_Toc158727761"/>
       <w:r>
         <w:rPr>
           <w:lang w:val="hu-HU"/>
@@ -4003,7 +4281,7 @@
           <w:lang w:val="hu-HU"/>
         </w:rPr>
       </w:pPr>
-      <w:bookmarkStart w:id="15" w:name="_Toc158717098"/>
+      <w:bookmarkStart w:id="15" w:name="_Toc158727762"/>
       <w:r>
         <w:rPr>
           <w:lang w:val="hu-HU"/>
@@ -4199,7 +4477,7 @@
           <w:lang w:val="hu-HU"/>
         </w:rPr>
       </w:pPr>
-      <w:bookmarkStart w:id="16" w:name="_Toc158717099"/>
+      <w:bookmarkStart w:id="16" w:name="_Toc158727763"/>
       <w:r>
         <w:rPr>
           <w:lang w:val="hu-HU"/>
@@ -4746,7 +5024,23 @@
                 <w:color w:val="auto"/>
                 <w:lang w:val="hu-HU"/>
               </w:rPr>
-              <w:t>Ez a mező tartalmazza az álláshirdetések településeinek azonosítóit. Ez egy idegen kulcs ami a „</w:t>
+              <w:t xml:space="preserve">Ez a mező tartalmazza az álláshirdetések településeinek azonosítóit. Ez egy idegen </w:t>
+            </w:r>
+            <w:proofErr w:type="gramStart"/>
+            <w:r>
+              <w:rPr>
+                <w:color w:val="auto"/>
+                <w:lang w:val="hu-HU"/>
+              </w:rPr>
+              <w:t>kulcs</w:t>
+            </w:r>
+            <w:proofErr w:type="gramEnd"/>
+            <w:r>
+              <w:rPr>
+                <w:color w:val="auto"/>
+                <w:lang w:val="hu-HU"/>
+              </w:rPr>
+              <w:t xml:space="preserve"> ami a „</w:t>
             </w:r>
             <w:proofErr w:type="spellStart"/>
             <w:r>
@@ -4834,7 +5128,23 @@
                 <w:color w:val="auto"/>
                 <w:lang w:val="hu-HU"/>
               </w:rPr>
-              <w:t>Ez a mező tartalmazza az álláshirdetések kategóriáinak azonosítóit. Ez egy idegenkulcs ami a „</w:t>
+              <w:t xml:space="preserve">Ez a mező tartalmazza az álláshirdetések kategóriáinak azonosítóit. Ez egy </w:t>
+            </w:r>
+            <w:proofErr w:type="gramStart"/>
+            <w:r>
+              <w:rPr>
+                <w:color w:val="auto"/>
+                <w:lang w:val="hu-HU"/>
+              </w:rPr>
+              <w:t>idegenkulcs</w:t>
+            </w:r>
+            <w:proofErr w:type="gramEnd"/>
+            <w:r>
+              <w:rPr>
+                <w:color w:val="auto"/>
+                <w:lang w:val="hu-HU"/>
+              </w:rPr>
+              <w:t xml:space="preserve"> ami a „</w:t>
             </w:r>
             <w:proofErr w:type="spellStart"/>
             <w:r>
@@ -4978,12 +5288,14 @@
           <w:lang w:val="hu-HU"/>
         </w:rPr>
       </w:pPr>
+      <w:bookmarkStart w:id="17" w:name="_Toc158727764"/>
       <w:r>
         <w:rPr>
           <w:lang w:val="hu-HU"/>
         </w:rPr>
         <w:t>Legfontosabb algoritmusok</w:t>
       </w:r>
+      <w:bookmarkEnd w:id="17"/>
     </w:p>
     <w:p>
       <w:pPr>
@@ -4996,12 +5308,14 @@
           <w:lang w:val="hu-HU"/>
         </w:rPr>
       </w:pPr>
+      <w:bookmarkStart w:id="18" w:name="_Toc158727765"/>
       <w:r>
         <w:rPr>
           <w:lang w:val="hu-HU"/>
         </w:rPr>
         <w:t>Regisztráció menete</w:t>
       </w:r>
+      <w:bookmarkEnd w:id="18"/>
     </w:p>
     <w:p>
       <w:pPr>
@@ -5019,7 +5333,19 @@
         <w:rPr>
           <w:lang w:val="hu-HU"/>
         </w:rPr>
-        <w:t xml:space="preserve">. Azért ezt választottam mivel ez az amivel a felhasználó először találkozhat. </w:t>
+        <w:t xml:space="preserve">. Azért ezt választottam mivel ez </w:t>
+      </w:r>
+      <w:r>
+        <w:rPr>
+          <w:lang w:val="hu-HU"/>
+        </w:rPr>
+        <w:t>az,</w:t>
+      </w:r>
+      <w:r>
+        <w:rPr>
+          <w:lang w:val="hu-HU"/>
+        </w:rPr>
+        <w:t xml:space="preserve"> amivel a felhasználó először találkozhat. </w:t>
       </w:r>
     </w:p>
     <w:p>
@@ -5043,27 +5369,275 @@
         <w:rPr>
           <w:lang w:val="hu-HU"/>
         </w:rPr>
-        <w:t xml:space="preserve">ie különböző mezőket. Ezek a következők: email cím, jelszó, jelszó újra, vezetéknév, keresztnév. Ezen kívül, ha cégként szeretne regisztrálni akkor ki kell pipálni az ehhez fűződő </w:t>
+        <w:t>ie különböző mezőket. Ezek a következők: email cím, jelszó, jelszó újra, vezetéknév, keresztnév. Ezen kívül, ha cégként szeretne regisztrálni akkor ki kell pipálni az ehhez fűződő checkbox-ot. Ekkor megjelenik még a cég név, a cég logó</w:t>
+      </w:r>
+      <w:r>
+        <w:rPr>
+          <w:lang w:val="hu-HU"/>
+        </w:rPr>
+        <w:t xml:space="preserve"> és</w:t>
+      </w:r>
+      <w:r>
+        <w:rPr>
+          <w:lang w:val="hu-HU"/>
+        </w:rPr>
+        <w:t xml:space="preserve"> a cég leírás mező.</w:t>
+      </w:r>
+      <w:r>
+        <w:rPr>
+          <w:lang w:val="hu-HU"/>
+        </w:rPr>
+        <w:t xml:space="preserve"> Utolsó lépésként el kell fogadni az adatvédelmi nyilatkozatot, majd megnyomni a regisztráció gombot.</w:t>
+      </w:r>
+    </w:p>
+    <w:p>
+      <w:pPr>
+        <w:pStyle w:val="Listaszerbekezds"/>
+        <w:numPr>
+          <w:ilvl w:val="0"/>
+          <w:numId w:val="15"/>
+        </w:numPr>
+        <w:rPr>
+          <w:lang w:val="hu-HU"/>
+        </w:rPr>
+      </w:pPr>
+      <w:r>
+        <w:rPr>
+          <w:lang w:val="hu-HU"/>
+        </w:rPr>
+        <w:t>Ezután „</w:t>
       </w:r>
       <w:proofErr w:type="spellStart"/>
       <w:r>
         <w:rPr>
           <w:lang w:val="hu-HU"/>
         </w:rPr>
-        <w:t>checkbox</w:t>
+        <w:t>fetch</w:t>
       </w:r>
       <w:proofErr w:type="spellEnd"/>
       <w:r>
         <w:rPr>
           <w:lang w:val="hu-HU"/>
         </w:rPr>
-        <w:t xml:space="preserve">-ot. Ekkor megjelenik még a cég név-, a cég logó-, a cég leírás mező. </w:t>
-      </w:r>
-      <w:r>
-        <w:rPr>
-          <w:lang w:val="hu-HU"/>
-        </w:rPr>
-        <w:t xml:space="preserve">És el kell fogadni a </w:t>
+        <w:t xml:space="preserve">”-el elküldi az adatokat a kliens a </w:t>
+      </w:r>
+      <w:r>
+        <w:rPr>
+          <w:lang w:val="hu-HU"/>
+        </w:rPr>
+        <w:t>szervernek,</w:t>
+      </w:r>
+      <w:r>
+        <w:rPr>
+          <w:lang w:val="hu-HU"/>
+        </w:rPr>
+        <w:t xml:space="preserve"> ahol először a program validálja a mezőket. </w:t>
+      </w:r>
+      <w:r>
+        <w:rPr>
+          <w:lang w:val="hu-HU"/>
+        </w:rPr>
+        <w:t>Egyrészt,</w:t>
+      </w:r>
+      <w:r>
+        <w:rPr>
+          <w:lang w:val="hu-HU"/>
+        </w:rPr>
+        <w:t xml:space="preserve"> hogy minden ki van-e töltve, másrészt </w:t>
+      </w:r>
+      <w:r>
+        <w:rPr>
+          <w:lang w:val="hu-HU"/>
+        </w:rPr>
+        <w:t>pedig,</w:t>
+      </w:r>
+      <w:r>
+        <w:rPr>
+          <w:lang w:val="hu-HU"/>
+        </w:rPr>
+        <w:t xml:space="preserve"> hogy minden megfelelő-e </w:t>
+      </w:r>
+      <w:r>
+        <w:rPr>
+          <w:lang w:val="hu-HU"/>
+        </w:rPr>
+        <w:t>például,</w:t>
+      </w:r>
+      <w:r>
+        <w:rPr>
+          <w:lang w:val="hu-HU"/>
+        </w:rPr>
+        <w:t xml:space="preserve"> hogy </w:t>
+      </w:r>
+      <w:r>
+        <w:rPr>
+          <w:lang w:val="hu-HU"/>
+        </w:rPr>
+        <w:t>nem foglalt-e</w:t>
+      </w:r>
+      <w:r>
+        <w:rPr>
+          <w:lang w:val="hu-HU"/>
+        </w:rPr>
+        <w:t xml:space="preserve"> az email cím, vagy hogy megegyezik-e a két jelszó. </w:t>
+      </w:r>
+    </w:p>
+    <w:p>
+      <w:pPr>
+        <w:pStyle w:val="Listaszerbekezds"/>
+        <w:numPr>
+          <w:ilvl w:val="0"/>
+          <w:numId w:val="15"/>
+        </w:numPr>
+        <w:rPr>
+          <w:lang w:val="hu-HU"/>
+        </w:rPr>
+      </w:pPr>
+      <w:r>
+        <w:rPr>
+          <w:lang w:val="hu-HU"/>
+        </w:rPr>
+        <w:t xml:space="preserve">Ha hiba van akkor a szerver visszaküldi kliens oldalra a hibákat, ekkor a kliens megjeleníti azokat ott, ahol kell. Ha nincs hiba akkor az adatok feltöltődnek az adatbázisba, ha cégként regisztrált akkor </w:t>
+      </w:r>
+      <w:r>
+        <w:rPr>
+          <w:lang w:val="hu-HU"/>
+        </w:rPr>
+        <w:lastRenderedPageBreak/>
+        <w:t>a céglogó feltöltődik a szerver tárhelyére. A felhasználót pedig átirányítja a bejelentkezés oldalra.</w:t>
+      </w:r>
+    </w:p>
+    <w:p>
+      <w:pPr>
+        <w:pStyle w:val="Cmsor3"/>
+        <w:numPr>
+          <w:ilvl w:val="0"/>
+          <w:numId w:val="13"/>
+        </w:numPr>
+        <w:rPr>
+          <w:lang w:val="hu-HU"/>
+        </w:rPr>
+      </w:pPr>
+      <w:bookmarkStart w:id="19" w:name="_Toc158727766"/>
+      <w:r>
+        <w:rPr>
+          <w:lang w:val="hu-HU"/>
+        </w:rPr>
+        <w:t>Állásh</w:t>
+      </w:r>
+      <w:r>
+        <w:rPr>
+          <w:lang w:val="hu-HU"/>
+        </w:rPr>
+        <w:t>i</w:t>
+      </w:r>
+      <w:r>
+        <w:rPr>
+          <w:lang w:val="hu-HU"/>
+        </w:rPr>
+        <w:t>rdetés létrehozása</w:t>
+      </w:r>
+      <w:bookmarkEnd w:id="19"/>
+    </w:p>
+    <w:p>
+      <w:pPr>
+        <w:rPr>
+          <w:lang w:val="hu-HU"/>
+        </w:rPr>
+      </w:pPr>
+      <w:r>
+        <w:rPr>
+          <w:lang w:val="hu-HU"/>
+        </w:rPr>
+        <w:t>Az álláshirdetés létrehozása az egyik legfontosabb funkció egy ilyen típusú weboldalon, ezért ezt mindenféleképpen be szeretném mutatni.</w:t>
+      </w:r>
+    </w:p>
+    <w:p>
+      <w:pPr>
+        <w:pStyle w:val="Listaszerbekezds"/>
+        <w:numPr>
+          <w:ilvl w:val="0"/>
+          <w:numId w:val="16"/>
+        </w:numPr>
+        <w:ind w:left="1418"/>
+        <w:rPr>
+          <w:lang w:val="hu-HU"/>
+        </w:rPr>
+      </w:pPr>
+      <w:r>
+        <w:rPr>
+          <w:lang w:val="hu-HU"/>
+        </w:rPr>
+        <w:t>Álláshirdetést csak az a bejelentkezett felhasználó tud létrehozni, aki cégként regisztrált. A kezelőfelületet az „Álláshirdetések” menüpont alatt van egy „Új álláshirdetés” gomb amire kattintva elindítható a folyamat.</w:t>
+      </w:r>
+    </w:p>
+    <w:p>
+      <w:pPr>
+        <w:pStyle w:val="Listaszerbekezds"/>
+        <w:numPr>
+          <w:ilvl w:val="0"/>
+          <w:numId w:val="16"/>
+        </w:numPr>
+        <w:ind w:left="1418"/>
+        <w:rPr>
+          <w:lang w:val="hu-HU"/>
+        </w:rPr>
+      </w:pPr>
+      <w:r>
+        <w:rPr>
+          <w:lang w:val="hu-HU"/>
+        </w:rPr>
+        <w:t>Ha rákattintunk akkor egyből létrehoz egy új rekordot az „advertisements” táblában, és megnyílik az álláshirdetések szerkesztése felület üres adatokkal.</w:t>
+      </w:r>
+    </w:p>
+    <w:p>
+      <w:pPr>
+        <w:pStyle w:val="Listaszerbekezds"/>
+        <w:numPr>
+          <w:ilvl w:val="0"/>
+          <w:numId w:val="16"/>
+        </w:numPr>
+        <w:ind w:left="1418"/>
+        <w:rPr>
+          <w:lang w:val="hu-HU"/>
+        </w:rPr>
+      </w:pPr>
+      <w:r>
+        <w:rPr>
+          <w:lang w:val="hu-HU"/>
+        </w:rPr>
+        <w:t>Itt ki kell tölteni pár mezőt, név szerint a címet, a bevezetőt, az általános információkat, az elvárásokat, a juttatásokat, a kategóriát, az órabért ás a települést. Ezután a mentés gombra kell kattintani.</w:t>
+      </w:r>
+    </w:p>
+    <w:p>
+      <w:pPr>
+        <w:pStyle w:val="Listaszerbekezds"/>
+        <w:numPr>
+          <w:ilvl w:val="0"/>
+          <w:numId w:val="16"/>
+        </w:numPr>
+        <w:ind w:left="1418"/>
+        <w:rPr>
+          <w:lang w:val="hu-HU"/>
+        </w:rPr>
+      </w:pPr>
+      <w:r>
+        <w:rPr>
+          <w:lang w:val="hu-HU"/>
+        </w:rPr>
+        <w:t>Ekkor az adatbázisban frissülnek az adatok és már a kezdőlapon is felfedezhető ez a</w:t>
+      </w:r>
+      <w:r>
+        <w:rPr>
+          <w:lang w:val="hu-HU"/>
+        </w:rPr>
+        <w:t>z</w:t>
+      </w:r>
+      <w:r>
+        <w:rPr>
+          <w:lang w:val="hu-HU"/>
+        </w:rPr>
+        <w:t xml:space="preserve"> új állás.</w:t>
       </w:r>
     </w:p>
     <w:sectPr>
@@ -6056,6 +6630,95 @@
     </w:lvl>
   </w:abstractNum>
   <w:abstractNum w:abstractNumId="10" w15:restartNumberingAfterBreak="0">
+    <w:nsid w:val="6B4E6DFD"/>
+    <w:multiLevelType w:val="hybridMultilevel"/>
+    <w:tmpl w:val="3B58328E"/>
+    <w:lvl w:ilvl="0" w:tplc="9AB6BF9C">
+      <w:start w:val="1"/>
+      <w:numFmt w:val="decimal"/>
+      <w:lvlText w:val="%1."/>
+      <w:lvlJc w:val="left"/>
+      <w:pPr>
+        <w:ind w:left="1080" w:hanging="360"/>
+      </w:pPr>
+      <w:rPr>
+        <w:rFonts w:hint="default"/>
+      </w:rPr>
+    </w:lvl>
+    <w:lvl w:ilvl="1" w:tplc="08090019" w:tentative="1">
+      <w:start w:val="1"/>
+      <w:numFmt w:val="lowerLetter"/>
+      <w:lvlText w:val="%2."/>
+      <w:lvlJc w:val="left"/>
+      <w:pPr>
+        <w:ind w:left="1800" w:hanging="360"/>
+      </w:pPr>
+    </w:lvl>
+    <w:lvl w:ilvl="2" w:tplc="0809001B" w:tentative="1">
+      <w:start w:val="1"/>
+      <w:numFmt w:val="lowerRoman"/>
+      <w:lvlText w:val="%3."/>
+      <w:lvlJc w:val="right"/>
+      <w:pPr>
+        <w:ind w:left="2520" w:hanging="180"/>
+      </w:pPr>
+    </w:lvl>
+    <w:lvl w:ilvl="3" w:tplc="0809000F" w:tentative="1">
+      <w:start w:val="1"/>
+      <w:numFmt w:val="decimal"/>
+      <w:lvlText w:val="%4."/>
+      <w:lvlJc w:val="left"/>
+      <w:pPr>
+        <w:ind w:left="3240" w:hanging="360"/>
+      </w:pPr>
+    </w:lvl>
+    <w:lvl w:ilvl="4" w:tplc="08090019" w:tentative="1">
+      <w:start w:val="1"/>
+      <w:numFmt w:val="lowerLetter"/>
+      <w:lvlText w:val="%5."/>
+      <w:lvlJc w:val="left"/>
+      <w:pPr>
+        <w:ind w:left="3960" w:hanging="360"/>
+      </w:pPr>
+    </w:lvl>
+    <w:lvl w:ilvl="5" w:tplc="0809001B" w:tentative="1">
+      <w:start w:val="1"/>
+      <w:numFmt w:val="lowerRoman"/>
+      <w:lvlText w:val="%6."/>
+      <w:lvlJc w:val="right"/>
+      <w:pPr>
+        <w:ind w:left="4680" w:hanging="180"/>
+      </w:pPr>
+    </w:lvl>
+    <w:lvl w:ilvl="6" w:tplc="0809000F" w:tentative="1">
+      <w:start w:val="1"/>
+      <w:numFmt w:val="decimal"/>
+      <w:lvlText w:val="%7."/>
+      <w:lvlJc w:val="left"/>
+      <w:pPr>
+        <w:ind w:left="5400" w:hanging="360"/>
+      </w:pPr>
+    </w:lvl>
+    <w:lvl w:ilvl="7" w:tplc="08090019" w:tentative="1">
+      <w:start w:val="1"/>
+      <w:numFmt w:val="lowerLetter"/>
+      <w:lvlText w:val="%8."/>
+      <w:lvlJc w:val="left"/>
+      <w:pPr>
+        <w:ind w:left="6120" w:hanging="360"/>
+      </w:pPr>
+    </w:lvl>
+    <w:lvl w:ilvl="8" w:tplc="0809001B" w:tentative="1">
+      <w:start w:val="1"/>
+      <w:numFmt w:val="lowerRoman"/>
+      <w:lvlText w:val="%9."/>
+      <w:lvlJc w:val="right"/>
+      <w:pPr>
+        <w:ind w:left="6840" w:hanging="180"/>
+      </w:pPr>
+    </w:lvl>
+  </w:abstractNum>
+  <w:abstractNum w:abstractNumId="11" w15:restartNumberingAfterBreak="0">
     <w:nsid w:val="6B8649C2"/>
     <w:multiLevelType w:val="hybridMultilevel"/>
     <w:tmpl w:val="BA3E76E0"/>
@@ -6161,7 +6824,7 @@
     <w:abstractNumId w:val="4"/>
   </w:num>
   <w:num w:numId="7" w16cid:durableId="1524438026">
-    <w:abstractNumId w:val="10"/>
+    <w:abstractNumId w:val="11"/>
   </w:num>
   <w:num w:numId="8" w16cid:durableId="59064613">
     <w:abstractNumId w:val="9"/>
@@ -6198,6 +6861,9 @@
   </w:num>
   <w:num w:numId="15" w16cid:durableId="789325175">
     <w:abstractNumId w:val="5"/>
+  </w:num>
+  <w:num w:numId="16" w16cid:durableId="896163974">
+    <w:abstractNumId w:val="10"/>
   </w:num>
 </w:numbering>
 </file>
